--- a/Kim11-1-5-EK-Ileri-Geri-Aktivasyon-Enerjisi.docx
+++ b/Kim11-1-5-EK-Ileri-Geri-Aktivasyon-Enerjisi.docx
@@ -36,7 +36,7 @@
           <w:highlight w:val="yellow"/>
           <w:lang w:val="tr-TR"/>
         </w:rPr>
-        <w:t xml:space="preserve">NOT: Bu ek, Kim11-1-5 dosyasında aktivasyon enerjisi ve eşik enerjisinin açıklandığı paragraftan ve Grafik A’dan sonra, video karekodundan önce eklenecektir. Kalıp numaraları (#) eklendiği yere göre verilecektir. Bu ek, MEB 2026 Kimya 11 ders kitabıyla yapılan kapsam karşılaştırmasında eksik görülen konuları tamamlamak için hazırlanmıştır.</w:t>
+        <w:t xml:space="preserve">NOT: Bu ekin konu anlatımı ve Örnek-Çözüm Atölyesi 1.6. bölümü, Kim11-1-5 dosyasında Grafik A’dan (taneciklerin kinetik enerji dağılımı) sonra, video karekodundan önce eklenecektir. Sıra Sizde soruları ise ayrı dosyada gönderilen Sıra Sizde 1.5. dallanmış ağaç etkinliğinden sonra 2., 3. ve 4. madde olarak eklenecektir. Kalıp numaraları Tema 1 sırasına göre verilmiştir. Sıra Sizde başlığı altındaki sorular, dosyadaki mevcut Sıra Sizde etkinliğinin sonuna, madde numaraları devam ettirilerek eklenecektir; cevaplar CevapAnahtari dosyasındadır.</w:t>
       </w:r>
     </w:p>
     <w:p>
@@ -102,7 +102,7 @@
           <w:rFonts w:ascii="Times New Roman" w:hAnsi="Times New Roman" w:cs="Times New Roman"/>
           <w:lang w:val="tr-TR"/>
         </w:rPr>
-        <w:t xml:space="preserve">Tepkenlerin ürünlere dönüşmesine ileri tepkime, ürünlerin tepkenlere dönüşmesine geri tepkime denir. Grafik A’da tepkenlerin enerji düzeyi ile aktifleşmiş kompleksin enerji düzeyi arasındaki fark </w:t>
+        <w:t xml:space="preserve">Tepkenlerin ürünlere dönüşmesine ileri tepkime, ürünlerin tepkenlere dönüşmesine geri tepkime denir. Grafik B’de tepkenlerin enerji düzeyi ile aktifleşmiş kompleksin enerji düzeyi arasındaki fark </w:t>
       </w:r>
       <w:r>
         <w:rPr>
@@ -298,7 +298,7 @@
           <w:bCs/>
           <w:lang w:val="tr-TR"/>
         </w:rPr>
-        <w:t xml:space="preserve">Grafik A:</w:t>
+        <w:t xml:space="preserve">Grafik B:</w:t>
       </w:r>
       <w:r>
         <w:rPr>
@@ -306,33 +306,6 @@
           <w:lang w:val="tr-TR"/>
         </w:rPr>
         <w:t xml:space="preserve"> Endotermik ve ekzotermik tepkimelere ait potansiyel enerji-tepkime koordinatı grafikleri</w:t>
-      </w:r>
-    </w:p>
-    <w:p>
-      <w:pPr>
-        <w:jc w:val="both"/>
-        <w:rPr>
-          <w:rFonts w:ascii="Times New Roman" w:hAnsi="Times New Roman" w:cs="Times New Roman"/>
-          <w:lang w:val="tr-TR"/>
-        </w:rPr>
-      </w:pPr>
-      <w:r>
-        <w:rPr>
-          <w:rFonts w:ascii="Times New Roman" w:hAnsi="Times New Roman" w:cs="Times New Roman"/>
-          <w:b/>
-          <w:bCs/>
-          <w:highlight w:val="yellow"/>
-          <w:lang w:val="tr-TR"/>
-        </w:rPr>
-        <w:t xml:space="preserve">NOT: </w:t>
-      </w:r>
-      <w:r>
-        <w:rPr>
-          <w:rFonts w:ascii="Times New Roman" w:hAnsi="Times New Roman" w:cs="Times New Roman"/>
-          <w:highlight w:val="yellow"/>
-          <w:lang w:val="tr-TR"/>
-        </w:rPr>
-        <w:t xml:space="preserve">Grafik numarası, Kim11-1-5 dosyasındaki grafik sırasına göre güncellenecektir.</w:t>
       </w:r>
     </w:p>
     <w:tbl>
@@ -653,7 +626,7 @@
           <w:bCs/>
           <w:lang w:val="tr-TR"/>
         </w:rPr>
-        <w:t xml:space="preserve">Örnek-Çözüm Atölyesi #</w:t>
+        <w:t xml:space="preserve">Örnek-Çözüm Atölyesi 1.6.</w:t>
       </w:r>
     </w:p>
     <w:p>
@@ -917,7 +890,7 @@
           <w:bCs/>
           <w:lang w:val="tr-TR"/>
         </w:rPr>
-        <w:t xml:space="preserve">Sıra Sizde #</w:t>
+        <w:t xml:space="preserve">Sıra Sizde 1.5.</w:t>
       </w:r>
     </w:p>
     <w:p>
@@ -933,7 +906,7 @@
           <w:rFonts w:ascii="Times New Roman" w:hAnsi="Times New Roman" w:cs="Times New Roman"/>
           <w:lang w:val="tr-TR"/>
         </w:rPr>
-        <w:t xml:space="preserve">1. Tek basamakta gerçekleşen NO(g) + O</w:t>
+        <w:t xml:space="preserve">2. Tek basamakta gerçekleşen NO(g) + O</w:t>
       </w:r>
       <w:r>
         <w:rPr>
@@ -1153,7 +1126,7 @@
           <w:rFonts w:ascii="Times New Roman" w:hAnsi="Times New Roman" w:cs="Times New Roman"/>
           <w:lang w:val="tr-TR"/>
         </w:rPr>
-        <w:t xml:space="preserve">2. Bir tepkimenin ileri aktivasyon enerjisi 35 kJ, geri aktivasyon enerjisi 90 kJ’dir. Tepkimenin entalpi değişimini bularak tepkimenin endotermik mi ekzotermik mi olduğunu belirleyiniz.</w:t>
+        <w:t xml:space="preserve">3. Bir tepkimenin ileri aktivasyon enerjisi 35 kJ, geri aktivasyon enerjisi 90 kJ’dir. Tepkimenin entalpi değişimini bularak tepkimenin endotermik mi ekzotermik mi olduğunu belirleyiniz.</w:t>
       </w:r>
     </w:p>
     <w:p>
@@ -1221,7 +1194,7 @@
           <w:rFonts w:ascii="Times New Roman" w:hAnsi="Times New Roman" w:cs="Times New Roman"/>
           <w:lang w:val="tr-TR"/>
         </w:rPr>
-        <w:t xml:space="preserve">3. Aşağıdaki ifadelerden doğru olanların başına “D”, yanlış olanların başına “Y” yazınız.</w:t>
+        <w:t xml:space="preserve">4. Aşağıdaki ifadelerden doğru olanların başına “D”, yanlış olanların başına “Y” yazınız.</w:t>
       </w:r>
     </w:p>
     <w:p>

--- a/Kim11-1-5-EK-Ileri-Geri-Aktivasyon-Enerjisi.docx
+++ b/Kim11-1-5-EK-Ileri-Geri-Aktivasyon-Enerjisi.docx
@@ -70,23 +70,7 @@
           <w:rFonts w:ascii="Times New Roman" w:hAnsi="Times New Roman" w:cs="Times New Roman"/>
           <w:lang w:val="tr-TR"/>
         </w:rPr>
-        <w:t xml:space="preserve">Etkin bir çarpışma sırasında tepken tanecikleri arasındaki eski bağlar zayıflarken yeni bağlar oluşmaya başlar. Bu sırada oluşan, yüksek potansiyel enerjili, kısa ömürlü ve kararsız yapıya </w:t>
-      </w:r>
-      <w:r>
-        <w:rPr>
-          <w:rFonts w:ascii="Times New Roman" w:hAnsi="Times New Roman" w:cs="Times New Roman"/>
-          <w:b/>
-          <w:bCs/>
-          <w:lang w:val="tr-TR"/>
-        </w:rPr>
-        <w:t xml:space="preserve">aktifleşmiş kompleks</w:t>
-      </w:r>
-      <w:r>
-        <w:rPr>
-          <w:rFonts w:ascii="Times New Roman" w:hAnsi="Times New Roman" w:cs="Times New Roman"/>
-          <w:lang w:val="tr-TR"/>
-        </w:rPr>
-        <w:t xml:space="preserve"> denir. Aktifleşmiş kompleks ya ürünlere dönüşür ya da yeniden tepkenlere ayrışır. Tepkenlerin potansiyel enerjisi ile aktifleşmiş kompleksin potansiyel enerjisi arasındaki fark, tepkimenin aktivasyon enerjisidir.</w:t>
+        <w:t xml:space="preserve">Grafik A’da eşik enerjisini aşan taneciklerin etkin çarpışma yapabildiğini gördünüz. Peki böyle bir çarpışma sırasında eski bağlar bir anda kopup yeni bağlar hemen mi oluşur, yoksa tanecikler ara bir düzenden mi geçer? Etkin bir çarpışma sırasında tepken tanecikleri arasındaki eski bağlar zayıflarken yeni bağlar oluşmaya başlar. Bu sırada oluşan, yüksek potansiyel enerjili, kısa ömürlü ve kararsız yapıya aktifleşmiş kompleks denir. Aktifleşmiş kompleks ya ürünlere dönüşür ya da yeniden tepkenlere ayrışır. Tepkenlerin potansiyel enerjisi ile aktifleşmiş kompleksin potansiyel enerjisi arasındaki fark, tepkimenin aktivasyon enerjisidir.</w:t>
       </w:r>
     </w:p>
     <w:p>
@@ -102,29 +86,13 @@
           <w:rFonts w:ascii="Times New Roman" w:hAnsi="Times New Roman" w:cs="Times New Roman"/>
           <w:lang w:val="tr-TR"/>
         </w:rPr>
-        <w:t xml:space="preserve">Tepkenlerin ürünlere dönüşmesine ileri tepkime, ürünlerin tepkenlere dönüşmesine geri tepkime denir. Grafik B’de tepkenlerin enerji düzeyi ile aktifleşmiş kompleksin enerji düzeyi arasındaki fark </w:t>
+        <w:t xml:space="preserve">Aktifleşmiş kompleksin hem ürünlere hem de yeniden tepkenlere dönüşebilmesi, tepkimenin iki yönde de ele alınabileceğini gösterir. Tepkenlerin ürünlere dönüşmesine ileri tepkime, ürünlerin tepkenlere dönüşmesine geri tepkime denir. Grafik B’de tepkenlerin enerji düzeyi ile aktifleşmiş kompleksin enerji düzeyi arasındaki fark ileri aktivasyon enerjisi (E</w:t>
       </w:r>
       <w:r>
         <w:rPr>
           <w:rFonts w:ascii="Times New Roman" w:hAnsi="Times New Roman" w:cs="Times New Roman"/>
-          <w:b/>
-          <w:bCs/>
-          <w:lang w:val="tr-TR"/>
-        </w:rPr>
-        <w:t xml:space="preserve">ileri aktivasyon enerjisi</w:t>
-      </w:r>
-      <w:r>
-        <w:rPr>
-          <w:rFonts w:ascii="Times New Roman" w:hAnsi="Times New Roman" w:cs="Times New Roman"/>
-          <w:lang w:val="tr-TR"/>
-        </w:rPr>
-        <w:t xml:space="preserve"> (E</w:t>
-      </w:r>
-      <w:r>
-        <w:rPr>
-          <w:rFonts w:ascii="Times New Roman" w:hAnsi="Times New Roman" w:cs="Times New Roman"/>
+          <w:lang w:val="tr-TR"/>
           <w:vertAlign w:val="subscript"/>
-          <w:lang w:val="tr-TR"/>
         </w:rPr>
         <w:t xml:space="preserve">ai</w:t>
       </w:r>
@@ -133,29 +101,13 @@
           <w:rFonts w:ascii="Times New Roman" w:hAnsi="Times New Roman" w:cs="Times New Roman"/>
           <w:lang w:val="tr-TR"/>
         </w:rPr>
-        <w:t xml:space="preserve">) olarak adlandırılır. Ürünlerden aktifleşmiş komplekse kadar olan enerji farkı ise </w:t>
+        <w:t xml:space="preserve">) olarak adlandırılır. Ürünlerden aktifleşmiş komplekse kadar olan enerji farkı ise geri aktivasyon enerjisidir (E</w:t>
       </w:r>
       <w:r>
         <w:rPr>
           <w:rFonts w:ascii="Times New Roman" w:hAnsi="Times New Roman" w:cs="Times New Roman"/>
-          <w:b/>
-          <w:bCs/>
-          <w:lang w:val="tr-TR"/>
-        </w:rPr>
-        <w:t xml:space="preserve">geri aktivasyon enerjisi</w:t>
-      </w:r>
-      <w:r>
-        <w:rPr>
-          <w:rFonts w:ascii="Times New Roman" w:hAnsi="Times New Roman" w:cs="Times New Roman"/>
-          <w:lang w:val="tr-TR"/>
-        </w:rPr>
-        <w:t xml:space="preserve">dir (E</w:t>
-      </w:r>
-      <w:r>
-        <w:rPr>
-          <w:rFonts w:ascii="Times New Roman" w:hAnsi="Times New Roman" w:cs="Times New Roman"/>
+          <w:lang w:val="tr-TR"/>
           <w:vertAlign w:val="subscript"/>
-          <w:lang w:val="tr-TR"/>
         </w:rPr>
         <w:t xml:space="preserve">ag</w:t>
       </w:r>
@@ -164,7 +116,7 @@
           <w:rFonts w:ascii="Times New Roman" w:hAnsi="Times New Roman" w:cs="Times New Roman"/>
           <w:lang w:val="tr-TR"/>
         </w:rPr>
-        <w:t xml:space="preserve">). Grafikten de görüldüğü gibi tepkime entalpisi, ileri ve geri aktivasyon enerjileri arasındaki farka eşittir:</w:t>
+        <w:t xml:space="preserve">). Grafik B’deki enerji düzeyleri karşılaştırıldığında tepkime entalpisinin, ileri ve geri aktivasyon enerjileri arasındaki farka eşit olduğu sonucuna ulaşılabilir:</w:t>
       </w:r>
     </w:p>
     <w:tbl>
